--- a/ТЗ.docx
+++ b/ТЗ.docx
@@ -7930,7 +7930,6 @@
         <w:jc w:val="both"/>
         <w:rPr>
           <w:szCs w:val="28"/>
-          <w:lang w:val="ru-RU"/>
         </w:rPr>
       </w:pPr>
       <w:r>
@@ -7946,6 +7945,12 @@
           <w:lang w:val="ru-RU"/>
         </w:rPr>
         <w:t>авляется представителю компании ООО «СКС Ломбард».</w:t>
+      </w:r>
+      <w:r>
+        <w:rPr>
+          <w:szCs w:val="28"/>
+        </w:rPr>
+        <w:tab/>
       </w:r>
     </w:p>
     <w:p>
